--- a/Documentação/Arquitetura Godot Engine 4.x.docx
+++ b/Documentação/Arquitetura Godot Engine 4.x.docx
@@ -8,6 +8,7 @@
         <w:keepNext w:val="0"/>
         <w:keepLines w:val="0"/>
         <w:spacing w:before="480" w:line="312" w:lineRule="auto"/>
+        <w:jc w:val="center"/>
         <w:rPr/>
       </w:pPr>
       <w:bookmarkStart w:colFirst="0" w:colLast="0" w:name="_dy8y24nykx6f" w:id="0"/>
@@ -34,6 +35,7 @@
         <w:keepNext w:val="0"/>
         <w:keepLines w:val="0"/>
         <w:spacing w:after="80" w:line="312" w:lineRule="auto"/>
+        <w:jc w:val="both"/>
         <w:rPr>
           <w:b w:val="1"/>
           <w:bCs w:val="1"/>
@@ -62,6 +64,7 @@
     </w:p>
     <w:p>
       <w:pPr>
+        <w:jc w:val="both"/>
         <w:rPr/>
       </w:pPr>
       <w:r>
@@ -92,6 +95,7 @@
     </w:p>
     <w:p>
       <w:pPr>
+        <w:jc w:val="both"/>
         <w:rPr/>
       </w:pPr>
       <w:r>
@@ -107,6 +111,7 @@
         <w:keepNext w:val="0"/>
         <w:keepLines w:val="0"/>
         <w:spacing w:before="280" w:line="312" w:lineRule="auto"/>
+        <w:jc w:val="both"/>
         <w:rPr>
           <w:b w:val="1"/>
           <w:bCs w:val="1"/>
@@ -137,6 +142,7 @@
     </w:p>
     <w:p>
       <w:pPr>
+        <w:jc w:val="both"/>
         <w:rPr/>
       </w:pPr>
       <w:r>
@@ -148,6 +154,7 @@
     </w:p>
     <w:p>
       <w:pPr>
+        <w:jc w:val="both"/>
         <w:rPr/>
       </w:pPr>
       <w:r>
@@ -164,6 +171,7 @@
           <w:numId w:val="1"/>
         </w:numPr>
         <w:ind w:left="720" w:hanging="360"/>
+        <w:jc w:val="both"/>
         <w:rPr>
           <w:u w:val="none"/>
         </w:rPr>
@@ -190,6 +198,7 @@
           <w:numId w:val="1"/>
         </w:numPr>
         <w:ind w:left="720" w:hanging="360"/>
+        <w:jc w:val="both"/>
         <w:rPr>
           <w:u w:val="none"/>
         </w:rPr>
@@ -216,6 +225,7 @@
           <w:numId w:val="1"/>
         </w:numPr>
         <w:ind w:left="720" w:hanging="360"/>
+        <w:jc w:val="both"/>
         <w:rPr>
           <w:u w:val="none"/>
         </w:rPr>
@@ -242,6 +252,7 @@
           <w:numId w:val="1"/>
         </w:numPr>
         <w:ind w:left="720" w:hanging="360"/>
+        <w:jc w:val="both"/>
         <w:rPr>
           <w:u w:val="none"/>
         </w:rPr>
@@ -263,6 +274,61 @@
     </w:p>
     <w:p>
       <w:pPr>
+        <w:numPr>
+          <w:ilvl w:val="0"/>
+          <w:numId w:val="1"/>
+        </w:numPr>
+        <w:ind w:left="720" w:hanging="360"/>
+        <w:jc w:val="both"/>
+        <w:rPr>
+          <w:u w:val="none"/>
+        </w:rPr>
+      </w:pPr>
+      <w:r>
+        <w:rPr>
+          <w:b w:val="1"/>
+          <w:bCs w:val="1"/>
+          <w:rtl w:val="0"/>
+        </w:rPr>
+        <w:t xml:space="preserve">Recursos (Resources - .tres / .res):</w:t>
+      </w:r>
+      <w:r>
+        <w:rPr>
+          <w:rtl w:val="0"/>
+        </w:rPr>
+        <w:t xml:space="preserve"> Diferente dos nós, que representam comportamento e presença na árvore, os recursos são contêineres de dados puros. Texturas, malhas 3D, formas de colisão, gradientes e até scripts são recursos. Eles são salvos em disco (geralmente com a extensão .tres para texto ou .res para binário) e podem ser compartilhados entre vários nós. Por exemplo, vários nós de Sprite2D podem usar o mesmo recurso de Texture2D.</w:t>
+      </w:r>
+    </w:p>
+    <w:p>
+      <w:pPr>
+        <w:numPr>
+          <w:ilvl w:val="0"/>
+          <w:numId w:val="1"/>
+        </w:numPr>
+        <w:ind w:left="720" w:hanging="360"/>
+        <w:jc w:val="both"/>
+        <w:rPr>
+          <w:u w:val="none"/>
+        </w:rPr>
+      </w:pPr>
+      <w:r>
+        <w:rPr>
+          <w:b w:val="1"/>
+          <w:bCs w:val="1"/>
+          <w:rtl w:val="0"/>
+        </w:rPr>
+        <w:t xml:space="preserve">Scripts (.gd):</w:t>
+      </w:r>
+      <w:r>
+        <w:rPr>
+          <w:rtl w:val="0"/>
+        </w:rPr>
+        <w:t xml:space="preserve"> Scripts são arquivos de texto (geralmente escritos em GDScript com a extensão .gd) que estendem a funcionalidade de um nó. Ao anexar um script a um nó, você define seu comportamento personalizado, controla suas propriedades e responde a sinais. O GDScript é uma linguagem de alto nível, otimizada para a Godot, com uma sintaxe semelhante ao Python, permitindo desenvolvimento rápido e integrado.</w:t>
+      </w:r>
+    </w:p>
+    <w:p>
+      <w:pPr>
+        <w:jc w:val="both"/>
         <w:rPr/>
       </w:pPr>
       <w:r>
@@ -274,6 +340,7 @@
     </w:p>
     <w:p>
       <w:pPr>
+        <w:jc w:val="both"/>
         <w:rPr/>
       </w:pPr>
       <w:r>
@@ -288,6 +355,7 @@
         <w:keepNext w:val="0"/>
         <w:keepLines w:val="0"/>
         <w:spacing w:before="280" w:line="312" w:lineRule="auto"/>
+        <w:jc w:val="both"/>
         <w:rPr>
           <w:b w:val="1"/>
           <w:bCs w:val="1"/>
@@ -318,6 +386,7 @@
     </w:p>
     <w:p>
       <w:pPr>
+        <w:jc w:val="both"/>
         <w:rPr/>
       </w:pPr>
       <w:r>
@@ -329,6 +398,7 @@
     </w:p>
     <w:p>
       <w:pPr>
+        <w:jc w:val="both"/>
         <w:rPr/>
       </w:pPr>
       <w:r>
@@ -345,6 +415,7 @@
           <w:numId w:val="9"/>
         </w:numPr>
         <w:ind w:left="720" w:hanging="360"/>
+        <w:jc w:val="both"/>
         <w:rPr>
           <w:u w:val="none"/>
         </w:rPr>
@@ -371,6 +442,7 @@
           <w:numId w:val="9"/>
         </w:numPr>
         <w:ind w:left="720" w:hanging="360"/>
+        <w:jc w:val="both"/>
         <w:rPr>
           <w:u w:val="none"/>
         </w:rPr>
@@ -397,6 +469,7 @@
           <w:numId w:val="9"/>
         </w:numPr>
         <w:ind w:left="720" w:hanging="360"/>
+        <w:jc w:val="both"/>
         <w:rPr>
           <w:u w:val="none"/>
         </w:rPr>
@@ -423,6 +496,7 @@
           <w:numId w:val="9"/>
         </w:numPr>
         <w:ind w:left="720" w:hanging="360"/>
+        <w:jc w:val="both"/>
         <w:rPr>
           <w:u w:val="none"/>
         </w:rPr>
@@ -454,6 +528,7 @@
           <w:numId w:val="9"/>
         </w:numPr>
         <w:ind w:left="720" w:hanging="360"/>
+        <w:jc w:val="both"/>
         <w:rPr>
           <w:u w:val="none"/>
         </w:rPr>
@@ -480,6 +555,7 @@
           <w:numId w:val="9"/>
         </w:numPr>
         <w:ind w:left="720" w:hanging="360"/>
+        <w:jc w:val="both"/>
         <w:rPr>
           <w:u w:val="none"/>
         </w:rPr>
@@ -506,6 +582,7 @@
           <w:numId w:val="9"/>
         </w:numPr>
         <w:ind w:left="720" w:hanging="360"/>
+        <w:jc w:val="both"/>
         <w:rPr>
           <w:u w:val="none"/>
         </w:rPr>
@@ -532,6 +609,7 @@
           <w:numId w:val="9"/>
         </w:numPr>
         <w:ind w:left="720" w:hanging="360"/>
+        <w:jc w:val="both"/>
         <w:rPr>
           <w:u w:val="none"/>
         </w:rPr>
@@ -558,6 +636,7 @@
           <w:numId w:val="9"/>
         </w:numPr>
         <w:ind w:left="720" w:hanging="360"/>
+        <w:jc w:val="both"/>
         <w:rPr>
           <w:u w:val="none"/>
         </w:rPr>
@@ -584,6 +663,7 @@
           <w:numId w:val="9"/>
         </w:numPr>
         <w:ind w:left="720" w:hanging="360"/>
+        <w:jc w:val="both"/>
         <w:rPr>
           <w:u w:val="none"/>
         </w:rPr>
@@ -606,6 +686,7 @@
     <w:p>
       <w:pPr>
         <w:pStyle w:val="Heading2"/>
+        <w:jc w:val="both"/>
         <w:rPr/>
       </w:pPr>
       <w:bookmarkStart w:colFirst="0" w:colLast="0" w:name="_qm6dpnrazmu3" w:id="4"/>
@@ -620,6 +701,7 @@
     <w:p>
       <w:pPr>
         <w:ind w:left="0" w:firstLine="0"/>
+        <w:jc w:val="both"/>
         <w:rPr/>
       </w:pPr>
       <w:r>
@@ -658,6 +740,9 @@
         </w:drawing>
       </w:r>
       <w:r>
+        <w:br w:type="page"/>
+      </w:r>
+      <w:r>
         <w:rPr>
           <w:rtl w:val="0"/>
         </w:rPr>
@@ -666,45 +751,21 @@
     <w:p>
       <w:pPr>
         <w:pStyle w:val="Heading3"/>
-        <w:rPr/>
-      </w:pPr>
-      <w:bookmarkStart w:colFirst="0" w:colLast="0" w:name="_6alwhjhnkns" w:id="5"/>
+        <w:jc w:val="both"/>
+        <w:rPr/>
+      </w:pPr>
+      <w:bookmarkStart w:colFirst="0" w:colLast="0" w:name="_vsnowjqnqdwa" w:id="5"/>
       <w:bookmarkEnd w:id="5"/>
       <w:r>
         <w:rPr>
           <w:rtl w:val="0"/>
         </w:rPr>
-      </w:r>
-    </w:p>
-    <w:p>
-      <w:pPr>
-        <w:pStyle w:val="Heading3"/>
-        <w:rPr/>
-      </w:pPr>
-      <w:bookmarkStart w:colFirst="0" w:colLast="0" w:name="_f9ncwmpq5d9f" w:id="6"/>
-      <w:bookmarkEnd w:id="6"/>
-      <w:r>
-        <w:rPr>
-          <w:rtl w:val="0"/>
-        </w:rPr>
-      </w:r>
-    </w:p>
-    <w:p>
-      <w:pPr>
-        <w:pStyle w:val="Heading3"/>
-        <w:rPr/>
-      </w:pPr>
-      <w:bookmarkStart w:colFirst="0" w:colLast="0" w:name="_vsnowjqnqdwa" w:id="7"/>
-      <w:bookmarkEnd w:id="7"/>
-      <w:r>
-        <w:rPr>
-          <w:rtl w:val="0"/>
-        </w:rPr>
         <w:t xml:space="preserve">2.1 Camada de Cena (Scene Layer)</w:t>
       </w:r>
     </w:p>
     <w:p>
       <w:pPr>
+        <w:jc w:val="both"/>
         <w:rPr/>
       </w:pPr>
       <w:r>
@@ -716,6 +777,7 @@
     </w:p>
     <w:p>
       <w:pPr>
+        <w:jc w:val="both"/>
         <w:rPr/>
       </w:pPr>
       <w:r>
@@ -731,6 +793,7 @@
           <w:numId w:val="8"/>
         </w:numPr>
         <w:ind w:left="720" w:hanging="360"/>
+        <w:jc w:val="both"/>
       </w:pPr>
       <w:r>
         <w:rPr>
@@ -768,6 +831,7 @@
           <w:numId w:val="8"/>
         </w:numPr>
         <w:ind w:left="720" w:hanging="360"/>
+        <w:jc w:val="both"/>
       </w:pPr>
       <w:r>
         <w:rPr>
@@ -801,69 +865,75 @@
     <w:p>
       <w:pPr>
         <w:pStyle w:val="Heading3"/>
-        <w:rPr/>
-      </w:pPr>
-      <w:bookmarkStart w:colFirst="0" w:colLast="0" w:name="_ba3h5mdidsqr" w:id="8"/>
+        <w:jc w:val="both"/>
+        <w:rPr/>
+      </w:pPr>
+      <w:bookmarkStart w:colFirst="0" w:colLast="0" w:name="_ba3h5mdidsqr" w:id="6"/>
+      <w:bookmarkEnd w:id="6"/>
+      <w:r>
+        <w:rPr>
+          <w:rtl w:val="0"/>
+        </w:rPr>
+        <w:t xml:space="preserve">2.2 Camada de Servidores (Server Layer)</w:t>
+      </w:r>
+    </w:p>
+    <w:p>
+      <w:pPr>
+        <w:jc w:val="both"/>
+        <w:rPr/>
+      </w:pPr>
+      <w:r>
+        <w:rPr>
+          <w:rtl w:val="0"/>
+        </w:rPr>
+        <w:t xml:space="preserve">Os componentes de servidor implementam a maior parte dos subsistemas do Godot ( renderização, áudio, física, etc.). Eles são objetos singleton inicializados na inicialização da engine.</w:t>
+      </w:r>
+    </w:p>
+    <w:p>
+      <w:pPr>
+        <w:pStyle w:val="Heading3"/>
+        <w:jc w:val="both"/>
+        <w:rPr/>
+      </w:pPr>
+      <w:bookmarkStart w:colFirst="0" w:colLast="0" w:name="_gfsgqhtirved" w:id="7"/>
+      <w:bookmarkEnd w:id="7"/>
+      <w:r>
+        <w:rPr>
+          <w:rtl w:val="0"/>
+        </w:rPr>
+        <w:t xml:space="preserve">2.3 Drivers / Interface de Plataforma</w:t>
+      </w:r>
+    </w:p>
+    <w:p>
+      <w:pPr>
+        <w:jc w:val="both"/>
+        <w:rPr/>
+      </w:pPr>
+      <w:r>
+        <w:rPr>
+          <w:rtl w:val="0"/>
+        </w:rPr>
+        <w:t xml:space="preserve">Essa camada abstrai detalhes de baixo nível específicos de cada plataforma, contendo drivers para APIs gráficas, sistemas de áudio e interfaces do sistema operacional (incluindo implementações específicas de OS e DisplayServer). </w:t>
+      </w:r>
+    </w:p>
+    <w:p>
+      <w:pPr>
+        <w:pStyle w:val="Heading3"/>
+        <w:jc w:val="both"/>
+        <w:rPr/>
+      </w:pPr>
+      <w:bookmarkStart w:colFirst="0" w:colLast="0" w:name="_it7qt8xm4tlo" w:id="8"/>
       <w:bookmarkEnd w:id="8"/>
       <w:r>
         <w:rPr>
           <w:rtl w:val="0"/>
         </w:rPr>
-        <w:t xml:space="preserve">2.2 Camada de Servidores (Server Layer)</w:t>
-      </w:r>
-    </w:p>
-    <w:p>
-      <w:pPr>
-        <w:rPr/>
-      </w:pPr>
-      <w:r>
-        <w:rPr>
-          <w:rtl w:val="0"/>
-        </w:rPr>
-        <w:t xml:space="preserve">Os componentes de servidor implementam a maior parte dos subsistemas do Godot ( renderização, áudio, física, etc.). Eles são objetos singleton inicializados na inicialização da engine.</w:t>
-      </w:r>
-    </w:p>
-    <w:p>
-      <w:pPr>
-        <w:pStyle w:val="Heading3"/>
-        <w:rPr/>
-      </w:pPr>
-      <w:bookmarkStart w:colFirst="0" w:colLast="0" w:name="_gfsgqhtirved" w:id="9"/>
-      <w:bookmarkEnd w:id="9"/>
-      <w:r>
-        <w:rPr>
-          <w:rtl w:val="0"/>
-        </w:rPr>
-        <w:t xml:space="preserve">2.3 Drivers / Interface de Plataforma</w:t>
-      </w:r>
-    </w:p>
-    <w:p>
-      <w:pPr>
-        <w:rPr/>
-      </w:pPr>
-      <w:r>
-        <w:rPr>
-          <w:rtl w:val="0"/>
-        </w:rPr>
-        <w:t xml:space="preserve">Essa camada abstrai detalhes de baixo nível específicos de cada plataforma, contendo drivers para APIs gráficas, sistemas de áudio e interfaces do sistema operacional (incluindo implementações específicas de OS e DisplayServer). </w:t>
-      </w:r>
-    </w:p>
-    <w:p>
-      <w:pPr>
-        <w:pStyle w:val="Heading3"/>
-        <w:rPr/>
-      </w:pPr>
-      <w:bookmarkStart w:colFirst="0" w:colLast="0" w:name="_it7qt8xm4tlo" w:id="10"/>
-      <w:bookmarkEnd w:id="10"/>
-      <w:r>
-        <w:rPr>
-          <w:rtl w:val="0"/>
-        </w:rPr>
         <w:t xml:space="preserve">2.4 Core</w:t>
       </w:r>
     </w:p>
     <w:p>
       <w:pPr>
+        <w:jc w:val="both"/>
         <w:rPr/>
       </w:pPr>
       <w:r>
@@ -880,6 +950,7 @@
           <w:numId w:val="3"/>
         </w:numPr>
         <w:ind w:left="720" w:hanging="360"/>
+        <w:jc w:val="both"/>
         <w:rPr>
           <w:u w:val="none"/>
         </w:rPr>
@@ -906,6 +977,7 @@
           <w:numId w:val="3"/>
         </w:numPr>
         <w:ind w:left="720" w:hanging="360"/>
+        <w:jc w:val="both"/>
         <w:rPr>
           <w:u w:val="none"/>
         </w:rPr>
@@ -932,6 +1004,7 @@
           <w:numId w:val="3"/>
         </w:numPr>
         <w:ind w:left="720" w:hanging="360"/>
+        <w:jc w:val="both"/>
         <w:rPr>
           <w:u w:val="none"/>
         </w:rPr>
@@ -955,10 +1028,11 @@
       <w:pPr>
         <w:pStyle w:val="Heading3"/>
         <w:ind w:left="0" w:firstLine="0"/>
-        <w:rPr/>
-      </w:pPr>
-      <w:bookmarkStart w:colFirst="0" w:colLast="0" w:name="_inakvpdujoi" w:id="11"/>
-      <w:bookmarkEnd w:id="11"/>
+        <w:jc w:val="both"/>
+        <w:rPr/>
+      </w:pPr>
+      <w:bookmarkStart w:colFirst="0" w:colLast="0" w:name="_inakvpdujoi" w:id="9"/>
+      <w:bookmarkEnd w:id="9"/>
       <w:r>
         <w:rPr>
           <w:rtl w:val="0"/>
@@ -968,6 +1042,7 @@
     </w:p>
     <w:p>
       <w:pPr>
+        <w:jc w:val="both"/>
         <w:rPr/>
       </w:pPr>
       <w:r>
@@ -984,6 +1059,7 @@
           <w:numId w:val="7"/>
         </w:numPr>
         <w:ind w:left="720" w:hanging="360"/>
+        <w:jc w:val="both"/>
         <w:rPr>
           <w:u w:val="none"/>
         </w:rPr>
@@ -1047,6 +1123,7 @@
     </w:p>
     <w:p>
       <w:pPr>
+        <w:jc w:val="both"/>
         <w:rPr/>
       </w:pPr>
       <w:r>
@@ -1058,6 +1135,7 @@
     <w:p>
       <w:pPr>
         <w:ind w:left="720" w:firstLine="0"/>
+        <w:jc w:val="both"/>
         <w:rPr>
           <w:b w:val="1"/>
           <w:bCs w:val="1"/>
@@ -1072,10 +1150,11 @@
     <w:p>
       <w:pPr>
         <w:pStyle w:val="Heading2"/>
-        <w:rPr/>
-      </w:pPr>
-      <w:bookmarkStart w:colFirst="0" w:colLast="0" w:name="_gt4qyijc963h" w:id="12"/>
-      <w:bookmarkEnd w:id="12"/>
+        <w:jc w:val="both"/>
+        <w:rPr/>
+      </w:pPr>
+      <w:bookmarkStart w:colFirst="0" w:colLast="0" w:name="_gt4qyijc963h" w:id="10"/>
+      <w:bookmarkEnd w:id="10"/>
       <w:r>
         <w:rPr>
           <w:rtl w:val="0"/>
@@ -1091,6 +1170,7 @@
     </w:p>
     <w:p>
       <w:pPr>
+        <w:jc w:val="both"/>
         <w:rPr/>
       </w:pPr>
       <w:r>
@@ -1102,6 +1182,7 @@
     </w:p>
     <w:p>
       <w:pPr>
+        <w:jc w:val="both"/>
         <w:rPr/>
       </w:pPr>
       <w:r>
@@ -1117,6 +1198,7 @@
         <w:keepNext w:val="0"/>
         <w:keepLines w:val="0"/>
         <w:spacing w:before="280" w:line="312" w:lineRule="auto"/>
+        <w:jc w:val="both"/>
         <w:rPr>
           <w:b w:val="1"/>
           <w:bCs w:val="1"/>
@@ -1125,8 +1207,8 @@
           <w:szCs w:val="26"/>
         </w:rPr>
       </w:pPr>
-      <w:bookmarkStart w:colFirst="0" w:colLast="0" w:name="_pnpbvg1x5pwq" w:id="13"/>
-      <w:bookmarkEnd w:id="13"/>
+      <w:bookmarkStart w:colFirst="0" w:colLast="0" w:name="_pnpbvg1x5pwq" w:id="11"/>
+      <w:bookmarkEnd w:id="11"/>
       <w:r>
         <w:rPr>
           <w:rtl w:val="0"/>
@@ -1147,6 +1229,7 @@
     </w:p>
     <w:p>
       <w:pPr>
+        <w:jc w:val="both"/>
         <w:rPr/>
       </w:pPr>
       <w:r>
@@ -1158,6 +1241,7 @@
     </w:p>
     <w:p>
       <w:pPr>
+        <w:jc w:val="both"/>
         <w:rPr/>
       </w:pPr>
       <w:r>
@@ -1169,6 +1253,7 @@
     </w:p>
     <w:p>
       <w:pPr>
+        <w:jc w:val="both"/>
         <w:rPr>
           <w:b w:val="1"/>
           <w:bCs w:val="1"/>
@@ -1190,6 +1275,7 @@
           <w:numId w:val="5"/>
         </w:numPr>
         <w:ind w:left="720" w:hanging="360"/>
+        <w:jc w:val="both"/>
         <w:rPr>
           <w:u w:val="none"/>
         </w:rPr>
@@ -1216,6 +1302,7 @@
           <w:numId w:val="5"/>
         </w:numPr>
         <w:ind w:left="720" w:hanging="360"/>
+        <w:jc w:val="both"/>
         <w:rPr>
           <w:u w:val="none"/>
         </w:rPr>
@@ -1242,6 +1329,7 @@
           <w:numId w:val="5"/>
         </w:numPr>
         <w:ind w:left="720" w:hanging="360"/>
+        <w:jc w:val="both"/>
         <w:rPr>
           <w:u w:val="none"/>
         </w:rPr>
@@ -1263,6 +1351,7 @@
     </w:p>
     <w:p>
       <w:pPr>
+        <w:jc w:val="both"/>
         <w:rPr/>
       </w:pPr>
       <w:r>
@@ -1278,6 +1367,7 @@
         <w:keepNext w:val="0"/>
         <w:keepLines w:val="0"/>
         <w:spacing w:before="280" w:line="312" w:lineRule="auto"/>
+        <w:jc w:val="both"/>
         <w:rPr>
           <w:b w:val="1"/>
           <w:bCs w:val="1"/>
@@ -1286,8 +1376,8 @@
           <w:szCs w:val="26"/>
         </w:rPr>
       </w:pPr>
-      <w:bookmarkStart w:colFirst="0" w:colLast="0" w:name="_kvbwytlnhl0p" w:id="14"/>
-      <w:bookmarkEnd w:id="14"/>
+      <w:bookmarkStart w:colFirst="0" w:colLast="0" w:name="_kvbwytlnhl0p" w:id="12"/>
+      <w:bookmarkEnd w:id="12"/>
       <w:r>
         <w:rPr>
           <w:rtl w:val="0"/>
@@ -1308,6 +1398,7 @@
     </w:p>
     <w:p>
       <w:pPr>
+        <w:jc w:val="both"/>
         <w:rPr/>
       </w:pPr>
       <w:r>
@@ -1319,6 +1410,7 @@
     </w:p>
     <w:p>
       <w:pPr>
+        <w:jc w:val="both"/>
         <w:rPr/>
       </w:pPr>
       <w:r>
@@ -1335,6 +1427,7 @@
           <w:numId w:val="6"/>
         </w:numPr>
         <w:ind w:left="720" w:hanging="360"/>
+        <w:jc w:val="both"/>
         <w:rPr>
           <w:u w:val="none"/>
         </w:rPr>
@@ -1361,6 +1454,7 @@
           <w:numId w:val="6"/>
         </w:numPr>
         <w:ind w:left="720" w:hanging="360"/>
+        <w:jc w:val="both"/>
         <w:rPr>
           <w:u w:val="none"/>
         </w:rPr>
@@ -1382,6 +1476,7 @@
     </w:p>
     <w:p>
       <w:pPr>
+        <w:jc w:val="both"/>
         <w:rPr/>
       </w:pPr>
       <w:r>
@@ -1398,6 +1493,7 @@
           <w:numId w:val="4"/>
         </w:numPr>
         <w:ind w:left="720" w:hanging="360"/>
+        <w:jc w:val="both"/>
         <w:rPr>
           <w:u w:val="none"/>
         </w:rPr>
@@ -1424,6 +1520,7 @@
           <w:numId w:val="4"/>
         </w:numPr>
         <w:ind w:left="720" w:hanging="360"/>
+        <w:jc w:val="both"/>
         <w:rPr>
           <w:u w:val="none"/>
         </w:rPr>
@@ -1445,6 +1542,7 @@
     </w:p>
     <w:p>
       <w:pPr>
+        <w:jc w:val="both"/>
         <w:rPr/>
       </w:pPr>
       <w:r>
@@ -1460,6 +1558,7 @@
         <w:keepNext w:val="0"/>
         <w:keepLines w:val="0"/>
         <w:spacing w:before="280" w:line="312" w:lineRule="auto"/>
+        <w:jc w:val="both"/>
         <w:rPr>
           <w:b w:val="1"/>
           <w:bCs w:val="1"/>
@@ -1468,8 +1567,8 @@
           <w:szCs w:val="26"/>
         </w:rPr>
       </w:pPr>
-      <w:bookmarkStart w:colFirst="0" w:colLast="0" w:name="_nvz4vefluq" w:id="15"/>
-      <w:bookmarkEnd w:id="15"/>
+      <w:bookmarkStart w:colFirst="0" w:colLast="0" w:name="_nvz4vefluq" w:id="13"/>
+      <w:bookmarkEnd w:id="13"/>
       <w:r>
         <w:rPr>
           <w:rtl w:val="0"/>
@@ -1490,6 +1589,7 @@
     </w:p>
     <w:p>
       <w:pPr>
+        <w:jc w:val="both"/>
         <w:rPr/>
       </w:pPr>
       <w:r>
@@ -1506,6 +1606,7 @@
           <w:numId w:val="2"/>
         </w:numPr>
         <w:ind w:left="720" w:hanging="360"/>
+        <w:jc w:val="both"/>
         <w:rPr>
           <w:u w:val="none"/>
         </w:rPr>
@@ -1532,6 +1633,7 @@
           <w:numId w:val="2"/>
         </w:numPr>
         <w:ind w:left="720" w:hanging="360"/>
+        <w:jc w:val="both"/>
         <w:rPr>
           <w:u w:val="none"/>
         </w:rPr>
@@ -1558,6 +1660,7 @@
           <w:numId w:val="2"/>
         </w:numPr>
         <w:ind w:left="720" w:hanging="360"/>
+        <w:jc w:val="both"/>
         <w:rPr>
           <w:u w:val="none"/>
         </w:rPr>
@@ -1584,6 +1687,7 @@
           <w:numId w:val="2"/>
         </w:numPr>
         <w:ind w:left="720" w:hanging="360"/>
+        <w:jc w:val="both"/>
         <w:rPr>
           <w:u w:val="none"/>
         </w:rPr>
@@ -1605,6 +1709,7 @@
     </w:p>
     <w:p>
       <w:pPr>
+        <w:jc w:val="both"/>
         <w:rPr/>
       </w:pPr>
       <w:r>
@@ -1619,6 +1724,7 @@
         <w:keepNext w:val="0"/>
         <w:keepLines w:val="0"/>
         <w:spacing w:after="80" w:line="312" w:lineRule="auto"/>
+        <w:jc w:val="both"/>
         <w:rPr>
           <w:b w:val="1"/>
           <w:bCs w:val="1"/>
@@ -1626,8 +1732,8 @@
           <w:szCs w:val="34"/>
         </w:rPr>
       </w:pPr>
-      <w:bookmarkStart w:colFirst="0" w:colLast="0" w:name="_r521bhiydjye" w:id="16"/>
-      <w:bookmarkEnd w:id="16"/>
+      <w:bookmarkStart w:colFirst="0" w:colLast="0" w:name="_r521bhiydjye" w:id="14"/>
+      <w:bookmarkEnd w:id="14"/>
       <w:r>
         <w:rPr>
           <w:rtl w:val="0"/>
@@ -1647,6 +1753,7 @@
     </w:p>
     <w:p>
       <w:pPr>
+        <w:jc w:val="both"/>
         <w:rPr>
           <w:color w:val="1155cc"/>
           <w:u w:val="single"/>
@@ -1692,6 +1799,7 @@
     </w:p>
     <w:p>
       <w:pPr>
+        <w:jc w:val="both"/>
         <w:rPr/>
       </w:pPr>
       <w:r>
